--- a/data/hw/Outline.docx
+++ b/data/hw/Outline.docx
@@ -1,6 +1,6 @@
 
 <file path=word/document.xml><?xml version="1.0" encoding="utf-8"?>
-<w:document xmlns:wpc="http://schemas.microsoft.com/office/word/2010/wordprocessingCanvas" xmlns:cx="http://schemas.microsoft.com/office/drawing/2014/chartex" xmlns:cx1="http://schemas.microsoft.com/office/drawing/2015/9/8/chartex" xmlns:cx2="http://schemas.microsoft.com/office/drawing/2015/10/21/chartex" xmlns:cx3="http://schemas.microsoft.com/office/drawing/2016/5/9/chartex" xmlns:cx4="http://schemas.microsoft.com/office/drawing/2016/5/10/chartex" xmlns:cx5="http://schemas.microsoft.com/office/drawing/2016/5/11/chartex" xmlns:cx6="http://schemas.microsoft.com/office/drawing/2016/5/12/chartex" xmlns:cx7="http://schemas.microsoft.com/office/drawing/2016/5/13/chartex" xmlns:cx8="http://schemas.microsoft.com/office/drawing/2016/5/14/chartex" xmlns:mc="http://schemas.openxmlformats.org/markup-compatibility/2006" xmlns:aink="http://schemas.microsoft.com/office/drawing/2016/ink" xmlns:am3d="http://schemas.microsoft.com/office/drawing/2017/model3d" xmlns:o="urn:schemas-microsoft-com:office:office" xmlns:oel="http://schemas.microsoft.com/office/2019/extlst" xmlns:r="http://schemas.openxmlformats.org/officeDocument/2006/relationships" xmlns:m="http://schemas.openxmlformats.org/officeDocument/2006/math" xmlns:v="urn:schemas-microsoft-com:vml" xmlns:wp14="http://schemas.microsoft.com/office/word/2010/wordprocessingDrawing" xmlns:wp="http://schemas.openxmlformats.org/drawingml/2006/wordprocessingDrawing" xmlns:w10="urn:schemas-microsoft-com:office:word" xmlns:w="http://schemas.openxmlformats.org/wordprocessingml/2006/main" xmlns:w14="http://schemas.microsoft.com/office/word/2010/wordml" xmlns:w15="http://schemas.microsoft.com/office/word/2012/wordml" xmlns:w16cex="http://schemas.microsoft.com/office/word/2018/wordml/cex" xmlns:w16cid="http://schemas.microsoft.com/office/word/2016/wordml/cid" xmlns:w16="http://schemas.microsoft.com/office/word/2018/wordml" xmlns:w16sdtdh="http://schemas.microsoft.com/office/word/2020/wordml/sdtdatahash" xmlns:w16se="http://schemas.microsoft.com/office/word/2015/wordml/symex" xmlns:wpg="http://schemas.microsoft.com/office/word/2010/wordprocessingGroup" xmlns:wpi="http://schemas.microsoft.com/office/word/2010/wordprocessingInk" xmlns:wne="http://schemas.microsoft.com/office/word/2006/wordml" xmlns:wps="http://schemas.microsoft.com/office/word/2010/wordprocessingShape" mc:Ignorable="w14 w15 w16se w16cid w16 w16cex w16sdtdh wp14">
+<w:document xmlns:wpc="http://schemas.microsoft.com/office/word/2010/wordprocessingCanvas" xmlns:cx="http://schemas.microsoft.com/office/drawing/2014/chartex" xmlns:cx1="http://schemas.microsoft.com/office/drawing/2015/9/8/chartex" xmlns:cx2="http://schemas.microsoft.com/office/drawing/2015/10/21/chartex" xmlns:cx3="http://schemas.microsoft.com/office/drawing/2016/5/9/chartex" xmlns:cx4="http://schemas.microsoft.com/office/drawing/2016/5/10/chartex" xmlns:cx5="http://schemas.microsoft.com/office/drawing/2016/5/11/chartex" xmlns:cx6="http://schemas.microsoft.com/office/drawing/2016/5/12/chartex" xmlns:cx7="http://schemas.microsoft.com/office/drawing/2016/5/13/chartex" xmlns:cx8="http://schemas.microsoft.com/office/drawing/2016/5/14/chartex" xmlns:mc="http://schemas.openxmlformats.org/markup-compatibility/2006" xmlns:m="http://schemas.openxmlformats.org/officeDocument/2006/math" xmlns:aink="http://schemas.microsoft.com/office/drawing/2016/ink" xmlns:am3d="http://schemas.microsoft.com/office/drawing/2017/model3d" xmlns:oel="http://schemas.microsoft.com/office/2019/extlst" xmlns:r="http://schemas.openxmlformats.org/officeDocument/2006/relationships" xmlns:wp14="http://schemas.microsoft.com/office/word/2010/wordprocessingDrawing" xmlns:wp="http://schemas.openxmlformats.org/drawingml/2006/wordprocessingDrawing" xmlns:wpg="http://schemas.microsoft.com/office/word/2010/wordprocessingGroup" xmlns:wpi="http://schemas.microsoft.com/office/word/2010/wordprocessingInk" xmlns:wps="http://schemas.microsoft.com/office/word/2010/wordprocessingShape" xmlns:o="urn:schemas-microsoft-com:office:office" xmlns:v="urn:schemas-microsoft-com:vml" xmlns:w10="urn:schemas-microsoft-com:office:word" xmlns:w="http://schemas.openxmlformats.org/wordprocessingml/2006/main" xmlns:w14="http://schemas.microsoft.com/office/word/2010/wordml" xmlns:w15="http://schemas.microsoft.com/office/word/2012/wordml" xmlns:w16cex="http://schemas.microsoft.com/office/word/2018/wordml/cex" xmlns:w16cid="http://schemas.microsoft.com/office/word/2016/wordml/cid" xmlns:w16="http://schemas.microsoft.com/office/word/2018/wordml" xmlns:w16sdtdh="http://schemas.microsoft.com/office/word/2020/wordml/sdtdatahash" xmlns:w16sdtfl="http://schemas.microsoft.com/office/word/2024/wordml/sdtformatlock" xmlns:w16se="http://schemas.microsoft.com/office/word/2015/wordml/symex" xmlns:w16du="http://schemas.microsoft.com/office/word/2023/wordml/word16du" xmlns:wne="http://schemas.microsoft.com/office/word/2006/wordml" mc:Ignorable="w14 w15 w16se w16cid w16 w16cex w16sdtdh w16sdtfl w16du wp14">
   <w:body>
     <w:p>
       <w:pPr>
@@ -201,15 +201,7 @@
         <w:t xml:space="preserve">what </w:t>
       </w:r>
       <w:r>
-        <w:t xml:space="preserve">you are going to </w:t>
-      </w:r>
-      <w:proofErr w:type="gramStart"/>
-      <w:r>
-        <w:t>include;</w:t>
-      </w:r>
-      <w:proofErr w:type="gramEnd"/>
-      <w:r>
-        <w:t xml:space="preserve"> the sentence should </w:t>
+        <w:t xml:space="preserve">you are going to include; the sentence should </w:t>
       </w:r>
       <w:r>
         <w:t>be specific and appropriate to include in your paper</w:t>
@@ -942,10 +934,16 @@
         <w:t xml:space="preserve">(add at least </w:t>
       </w:r>
       <w:r>
-        <w:t>3</w:t>
-      </w:r>
-      <w:r>
-        <w:t xml:space="preserve"> points describing the methodology in detail)</w:t>
+        <w:t>4</w:t>
+      </w:r>
+      <w:r>
+        <w:t xml:space="preserve"> </w:t>
+      </w:r>
+      <w:r>
+        <w:t>distinct statements</w:t>
+      </w:r>
+      <w:r>
+        <w:t xml:space="preserve"> describing the methodology in detail)</w:t>
       </w:r>
     </w:p>
     <w:p>
@@ -1044,6 +1042,34 @@
     </w:p>
     <w:p>
       <w:pPr>
+        <w:pStyle w:val="ListParagraph"/>
+        <w:numPr>
+          <w:ilvl w:val="1"/>
+          <w:numId w:val="8"/>
+        </w:numPr>
+        <w:rPr>
+          <w:bCs/>
+        </w:rPr>
+      </w:pPr>
+      <w:r>
+        <w:rPr>
+          <w:bCs/>
+          <w:i/>
+          <w:iCs/>
+        </w:rPr>
+        <w:t>Method description #3</w:t>
+      </w:r>
+    </w:p>
+    <w:p>
+      <w:pPr>
+        <w:tabs>
+          <w:tab w:val="num" w:pos="1440"/>
+        </w:tabs>
+        <w:ind w:left="360"/>
+      </w:pPr>
+    </w:p>
+    <w:p>
+      <w:pPr>
         <w:tabs>
           <w:tab w:val="num" w:pos="1440"/>
         </w:tabs>
@@ -1445,12 +1471,13 @@
         <w:tabs>
           <w:tab w:val="num" w:pos="1440"/>
         </w:tabs>
+        <w:ind w:left="2160" w:hanging="1080"/>
       </w:pPr>
       <w:r>
         <w:t>Related work (</w:t>
       </w:r>
       <w:r>
-        <w:t>provide a 1-sentence summary</w:t>
+        <w:t>describe</w:t>
       </w:r>
       <w:r>
         <w:t xml:space="preserve"> and </w:t>
@@ -1661,20 +1688,6 @@
         </w:rPr>
         <w:t>IEEE format)</w:t>
       </w:r>
-    </w:p>
-    <w:p>
-      <w:pPr>
-        <w:rPr>
-          <w:b/>
-        </w:rPr>
-      </w:pPr>
-    </w:p>
-    <w:p>
-      <w:pPr>
-        <w:rPr>
-          <w:b/>
-        </w:rPr>
-      </w:pPr>
     </w:p>
     <w:p/>
     <w:sectPr>
@@ -1689,7 +1702,7 @@
 </file>
 
 <file path=word/endnotes.xml><?xml version="1.0" encoding="utf-8"?>
-<w:endnotes xmlns:wpc="http://schemas.microsoft.com/office/word/2010/wordprocessingCanvas" xmlns:cx="http://schemas.microsoft.com/office/drawing/2014/chartex" xmlns:cx1="http://schemas.microsoft.com/office/drawing/2015/9/8/chartex" xmlns:cx2="http://schemas.microsoft.com/office/drawing/2015/10/21/chartex" xmlns:cx3="http://schemas.microsoft.com/office/drawing/2016/5/9/chartex" xmlns:cx4="http://schemas.microsoft.com/office/drawing/2016/5/10/chartex" xmlns:cx5="http://schemas.microsoft.com/office/drawing/2016/5/11/chartex" xmlns:cx6="http://schemas.microsoft.com/office/drawing/2016/5/12/chartex" xmlns:cx7="http://schemas.microsoft.com/office/drawing/2016/5/13/chartex" xmlns:cx8="http://schemas.microsoft.com/office/drawing/2016/5/14/chartex" xmlns:mc="http://schemas.openxmlformats.org/markup-compatibility/2006" xmlns:aink="http://schemas.microsoft.com/office/drawing/2016/ink" xmlns:am3d="http://schemas.microsoft.com/office/drawing/2017/model3d" xmlns:o="urn:schemas-microsoft-com:office:office" xmlns:oel="http://schemas.microsoft.com/office/2019/extlst" xmlns:r="http://schemas.openxmlformats.org/officeDocument/2006/relationships" xmlns:m="http://schemas.openxmlformats.org/officeDocument/2006/math" xmlns:v="urn:schemas-microsoft-com:vml" xmlns:wp14="http://schemas.microsoft.com/office/word/2010/wordprocessingDrawing" xmlns:wp="http://schemas.openxmlformats.org/drawingml/2006/wordprocessingDrawing" xmlns:w10="urn:schemas-microsoft-com:office:word" xmlns:w="http://schemas.openxmlformats.org/wordprocessingml/2006/main" xmlns:w14="http://schemas.microsoft.com/office/word/2010/wordml" xmlns:w15="http://schemas.microsoft.com/office/word/2012/wordml" xmlns:w16cex="http://schemas.microsoft.com/office/word/2018/wordml/cex" xmlns:w16cid="http://schemas.microsoft.com/office/word/2016/wordml/cid" xmlns:w16="http://schemas.microsoft.com/office/word/2018/wordml" xmlns:w16sdtdh="http://schemas.microsoft.com/office/word/2020/wordml/sdtdatahash" xmlns:w16se="http://schemas.microsoft.com/office/word/2015/wordml/symex" xmlns:wpg="http://schemas.microsoft.com/office/word/2010/wordprocessingGroup" xmlns:wpi="http://schemas.microsoft.com/office/word/2010/wordprocessingInk" xmlns:wne="http://schemas.microsoft.com/office/word/2006/wordml" xmlns:wps="http://schemas.microsoft.com/office/word/2010/wordprocessingShape" mc:Ignorable="w14 w15 w16se w16cid w16 w16cex w16sdtdh wp14">
+<w:endnotes xmlns:wpc="http://schemas.microsoft.com/office/word/2010/wordprocessingCanvas" xmlns:cx="http://schemas.microsoft.com/office/drawing/2014/chartex" xmlns:cx1="http://schemas.microsoft.com/office/drawing/2015/9/8/chartex" xmlns:cx2="http://schemas.microsoft.com/office/drawing/2015/10/21/chartex" xmlns:cx3="http://schemas.microsoft.com/office/drawing/2016/5/9/chartex" xmlns:cx4="http://schemas.microsoft.com/office/drawing/2016/5/10/chartex" xmlns:cx5="http://schemas.microsoft.com/office/drawing/2016/5/11/chartex" xmlns:cx6="http://schemas.microsoft.com/office/drawing/2016/5/12/chartex" xmlns:cx7="http://schemas.microsoft.com/office/drawing/2016/5/13/chartex" xmlns:cx8="http://schemas.microsoft.com/office/drawing/2016/5/14/chartex" xmlns:mc="http://schemas.openxmlformats.org/markup-compatibility/2006" xmlns:m="http://schemas.openxmlformats.org/officeDocument/2006/math" xmlns:aink="http://schemas.microsoft.com/office/drawing/2016/ink" xmlns:am3d="http://schemas.microsoft.com/office/drawing/2017/model3d" xmlns:oel="http://schemas.microsoft.com/office/2019/extlst" xmlns:r="http://schemas.openxmlformats.org/officeDocument/2006/relationships" xmlns:wp14="http://schemas.microsoft.com/office/word/2010/wordprocessingDrawing" xmlns:wp="http://schemas.openxmlformats.org/drawingml/2006/wordprocessingDrawing" xmlns:wpg="http://schemas.microsoft.com/office/word/2010/wordprocessingGroup" xmlns:wpi="http://schemas.microsoft.com/office/word/2010/wordprocessingInk" xmlns:wps="http://schemas.microsoft.com/office/word/2010/wordprocessingShape" xmlns:o="urn:schemas-microsoft-com:office:office" xmlns:v="urn:schemas-microsoft-com:vml" xmlns:w10="urn:schemas-microsoft-com:office:word" xmlns:w="http://schemas.openxmlformats.org/wordprocessingml/2006/main" xmlns:w14="http://schemas.microsoft.com/office/word/2010/wordml" xmlns:w15="http://schemas.microsoft.com/office/word/2012/wordml" xmlns:w16cex="http://schemas.microsoft.com/office/word/2018/wordml/cex" xmlns:w16cid="http://schemas.microsoft.com/office/word/2016/wordml/cid" xmlns:w16="http://schemas.microsoft.com/office/word/2018/wordml" xmlns:w16sdtdh="http://schemas.microsoft.com/office/word/2020/wordml/sdtdatahash" xmlns:w16sdtfl="http://schemas.microsoft.com/office/word/2024/wordml/sdtformatlock" xmlns:w16se="http://schemas.microsoft.com/office/word/2015/wordml/symex" xmlns:w16du="http://schemas.microsoft.com/office/word/2023/wordml/word16du" xmlns:wne="http://schemas.microsoft.com/office/word/2006/wordml" mc:Ignorable="w14 w15 w16se w16cid w16 w16cex w16sdtdh w16sdtfl w16du wp14">
   <w:endnote w:type="separator" w:id="-1">
     <w:p>
       <w:r>
@@ -1708,7 +1721,7 @@
 </file>
 
 <file path=word/footer1.xml><?xml version="1.0" encoding="utf-8"?>
-<w:ftr xmlns:wpc="http://schemas.microsoft.com/office/word/2010/wordprocessingCanvas" xmlns:cx="http://schemas.microsoft.com/office/drawing/2014/chartex" xmlns:cx1="http://schemas.microsoft.com/office/drawing/2015/9/8/chartex" xmlns:cx2="http://schemas.microsoft.com/office/drawing/2015/10/21/chartex" xmlns:cx3="http://schemas.microsoft.com/office/drawing/2016/5/9/chartex" xmlns:cx4="http://schemas.microsoft.com/office/drawing/2016/5/10/chartex" xmlns:cx5="http://schemas.microsoft.com/office/drawing/2016/5/11/chartex" xmlns:cx6="http://schemas.microsoft.com/office/drawing/2016/5/12/chartex" xmlns:cx7="http://schemas.microsoft.com/office/drawing/2016/5/13/chartex" xmlns:cx8="http://schemas.microsoft.com/office/drawing/2016/5/14/chartex" xmlns:mc="http://schemas.openxmlformats.org/markup-compatibility/2006" xmlns:aink="http://schemas.microsoft.com/office/drawing/2016/ink" xmlns:am3d="http://schemas.microsoft.com/office/drawing/2017/model3d" xmlns:o="urn:schemas-microsoft-com:office:office" xmlns:oel="http://schemas.microsoft.com/office/2019/extlst" xmlns:r="http://schemas.openxmlformats.org/officeDocument/2006/relationships" xmlns:m="http://schemas.openxmlformats.org/officeDocument/2006/math" xmlns:v="urn:schemas-microsoft-com:vml" xmlns:wp14="http://schemas.microsoft.com/office/word/2010/wordprocessingDrawing" xmlns:wp="http://schemas.openxmlformats.org/drawingml/2006/wordprocessingDrawing" xmlns:w10="urn:schemas-microsoft-com:office:word" xmlns:w="http://schemas.openxmlformats.org/wordprocessingml/2006/main" xmlns:w14="http://schemas.microsoft.com/office/word/2010/wordml" xmlns:w15="http://schemas.microsoft.com/office/word/2012/wordml" xmlns:w16cex="http://schemas.microsoft.com/office/word/2018/wordml/cex" xmlns:w16cid="http://schemas.microsoft.com/office/word/2016/wordml/cid" xmlns:w16="http://schemas.microsoft.com/office/word/2018/wordml" xmlns:w16sdtdh="http://schemas.microsoft.com/office/word/2020/wordml/sdtdatahash" xmlns:w16se="http://schemas.microsoft.com/office/word/2015/wordml/symex" xmlns:wpg="http://schemas.microsoft.com/office/word/2010/wordprocessingGroup" xmlns:wpi="http://schemas.microsoft.com/office/word/2010/wordprocessingInk" xmlns:wne="http://schemas.microsoft.com/office/word/2006/wordml" xmlns:wps="http://schemas.microsoft.com/office/word/2010/wordprocessingShape" mc:Ignorable="w14 w15 w16se w16cid w16 w16cex w16sdtdh wp14">
+<w:ftr xmlns:wpc="http://schemas.microsoft.com/office/word/2010/wordprocessingCanvas" xmlns:cx="http://schemas.microsoft.com/office/drawing/2014/chartex" xmlns:cx1="http://schemas.microsoft.com/office/drawing/2015/9/8/chartex" xmlns:cx2="http://schemas.microsoft.com/office/drawing/2015/10/21/chartex" xmlns:cx3="http://schemas.microsoft.com/office/drawing/2016/5/9/chartex" xmlns:cx4="http://schemas.microsoft.com/office/drawing/2016/5/10/chartex" xmlns:cx5="http://schemas.microsoft.com/office/drawing/2016/5/11/chartex" xmlns:cx6="http://schemas.microsoft.com/office/drawing/2016/5/12/chartex" xmlns:cx7="http://schemas.microsoft.com/office/drawing/2016/5/13/chartex" xmlns:cx8="http://schemas.microsoft.com/office/drawing/2016/5/14/chartex" xmlns:mc="http://schemas.openxmlformats.org/markup-compatibility/2006" xmlns:m="http://schemas.openxmlformats.org/officeDocument/2006/math" xmlns:aink="http://schemas.microsoft.com/office/drawing/2016/ink" xmlns:am3d="http://schemas.microsoft.com/office/drawing/2017/model3d" xmlns:oel="http://schemas.microsoft.com/office/2019/extlst" xmlns:r="http://schemas.openxmlformats.org/officeDocument/2006/relationships" xmlns:wp14="http://schemas.microsoft.com/office/word/2010/wordprocessingDrawing" xmlns:wp="http://schemas.openxmlformats.org/drawingml/2006/wordprocessingDrawing" xmlns:wpg="http://schemas.microsoft.com/office/word/2010/wordprocessingGroup" xmlns:wpi="http://schemas.microsoft.com/office/word/2010/wordprocessingInk" xmlns:wps="http://schemas.microsoft.com/office/word/2010/wordprocessingShape" xmlns:o="urn:schemas-microsoft-com:office:office" xmlns:v="urn:schemas-microsoft-com:vml" xmlns:w10="urn:schemas-microsoft-com:office:word" xmlns:w="http://schemas.openxmlformats.org/wordprocessingml/2006/main" xmlns:w14="http://schemas.microsoft.com/office/word/2010/wordml" xmlns:w15="http://schemas.microsoft.com/office/word/2012/wordml" xmlns:w16cex="http://schemas.microsoft.com/office/word/2018/wordml/cex" xmlns:w16cid="http://schemas.microsoft.com/office/word/2016/wordml/cid" xmlns:w16="http://schemas.microsoft.com/office/word/2018/wordml" xmlns:w16sdtdh="http://schemas.microsoft.com/office/word/2020/wordml/sdtdatahash" xmlns:w16sdtfl="http://schemas.microsoft.com/office/word/2024/wordml/sdtformatlock" xmlns:w16se="http://schemas.microsoft.com/office/word/2015/wordml/symex" xmlns:w16du="http://schemas.microsoft.com/office/word/2023/wordml/word16du" xmlns:wne="http://schemas.microsoft.com/office/word/2006/wordml" mc:Ignorable="w14 w15 w16se w16cid w16 w16cex w16sdtdh w16sdtfl w16du wp14">
   <w:sdt>
     <w:sdtPr>
       <w:id w:val="1730888237"/>
@@ -1762,7 +1775,7 @@
 </file>
 
 <file path=word/footnotes.xml><?xml version="1.0" encoding="utf-8"?>
-<w:footnotes xmlns:wpc="http://schemas.microsoft.com/office/word/2010/wordprocessingCanvas" xmlns:cx="http://schemas.microsoft.com/office/drawing/2014/chartex" xmlns:cx1="http://schemas.microsoft.com/office/drawing/2015/9/8/chartex" xmlns:cx2="http://schemas.microsoft.com/office/drawing/2015/10/21/chartex" xmlns:cx3="http://schemas.microsoft.com/office/drawing/2016/5/9/chartex" xmlns:cx4="http://schemas.microsoft.com/office/drawing/2016/5/10/chartex" xmlns:cx5="http://schemas.microsoft.com/office/drawing/2016/5/11/chartex" xmlns:cx6="http://schemas.microsoft.com/office/drawing/2016/5/12/chartex" xmlns:cx7="http://schemas.microsoft.com/office/drawing/2016/5/13/chartex" xmlns:cx8="http://schemas.microsoft.com/office/drawing/2016/5/14/chartex" xmlns:mc="http://schemas.openxmlformats.org/markup-compatibility/2006" xmlns:aink="http://schemas.microsoft.com/office/drawing/2016/ink" xmlns:am3d="http://schemas.microsoft.com/office/drawing/2017/model3d" xmlns:o="urn:schemas-microsoft-com:office:office" xmlns:oel="http://schemas.microsoft.com/office/2019/extlst" xmlns:r="http://schemas.openxmlformats.org/officeDocument/2006/relationships" xmlns:m="http://schemas.openxmlformats.org/officeDocument/2006/math" xmlns:v="urn:schemas-microsoft-com:vml" xmlns:wp14="http://schemas.microsoft.com/office/word/2010/wordprocessingDrawing" xmlns:wp="http://schemas.openxmlformats.org/drawingml/2006/wordprocessingDrawing" xmlns:w10="urn:schemas-microsoft-com:office:word" xmlns:w="http://schemas.openxmlformats.org/wordprocessingml/2006/main" xmlns:w14="http://schemas.microsoft.com/office/word/2010/wordml" xmlns:w15="http://schemas.microsoft.com/office/word/2012/wordml" xmlns:w16cex="http://schemas.microsoft.com/office/word/2018/wordml/cex" xmlns:w16cid="http://schemas.microsoft.com/office/word/2016/wordml/cid" xmlns:w16="http://schemas.microsoft.com/office/word/2018/wordml" xmlns:w16sdtdh="http://schemas.microsoft.com/office/word/2020/wordml/sdtdatahash" xmlns:w16se="http://schemas.microsoft.com/office/word/2015/wordml/symex" xmlns:wpg="http://schemas.microsoft.com/office/word/2010/wordprocessingGroup" xmlns:wpi="http://schemas.microsoft.com/office/word/2010/wordprocessingInk" xmlns:wne="http://schemas.microsoft.com/office/word/2006/wordml" xmlns:wps="http://schemas.microsoft.com/office/word/2010/wordprocessingShape" mc:Ignorable="w14 w15 w16se w16cid w16 w16cex w16sdtdh wp14">
+<w:footnotes xmlns:wpc="http://schemas.microsoft.com/office/word/2010/wordprocessingCanvas" xmlns:cx="http://schemas.microsoft.com/office/drawing/2014/chartex" xmlns:cx1="http://schemas.microsoft.com/office/drawing/2015/9/8/chartex" xmlns:cx2="http://schemas.microsoft.com/office/drawing/2015/10/21/chartex" xmlns:cx3="http://schemas.microsoft.com/office/drawing/2016/5/9/chartex" xmlns:cx4="http://schemas.microsoft.com/office/drawing/2016/5/10/chartex" xmlns:cx5="http://schemas.microsoft.com/office/drawing/2016/5/11/chartex" xmlns:cx6="http://schemas.microsoft.com/office/drawing/2016/5/12/chartex" xmlns:cx7="http://schemas.microsoft.com/office/drawing/2016/5/13/chartex" xmlns:cx8="http://schemas.microsoft.com/office/drawing/2016/5/14/chartex" xmlns:mc="http://schemas.openxmlformats.org/markup-compatibility/2006" xmlns:m="http://schemas.openxmlformats.org/officeDocument/2006/math" xmlns:aink="http://schemas.microsoft.com/office/drawing/2016/ink" xmlns:am3d="http://schemas.microsoft.com/office/drawing/2017/model3d" xmlns:oel="http://schemas.microsoft.com/office/2019/extlst" xmlns:r="http://schemas.openxmlformats.org/officeDocument/2006/relationships" xmlns:wp14="http://schemas.microsoft.com/office/word/2010/wordprocessingDrawing" xmlns:wp="http://schemas.openxmlformats.org/drawingml/2006/wordprocessingDrawing" xmlns:wpg="http://schemas.microsoft.com/office/word/2010/wordprocessingGroup" xmlns:wpi="http://schemas.microsoft.com/office/word/2010/wordprocessingInk" xmlns:wps="http://schemas.microsoft.com/office/word/2010/wordprocessingShape" xmlns:o="urn:schemas-microsoft-com:office:office" xmlns:v="urn:schemas-microsoft-com:vml" xmlns:w10="urn:schemas-microsoft-com:office:word" xmlns:w="http://schemas.openxmlformats.org/wordprocessingml/2006/main" xmlns:w14="http://schemas.microsoft.com/office/word/2010/wordml" xmlns:w15="http://schemas.microsoft.com/office/word/2012/wordml" xmlns:w16cex="http://schemas.microsoft.com/office/word/2018/wordml/cex" xmlns:w16cid="http://schemas.microsoft.com/office/word/2016/wordml/cid" xmlns:w16="http://schemas.microsoft.com/office/word/2018/wordml" xmlns:w16sdtdh="http://schemas.microsoft.com/office/word/2020/wordml/sdtdatahash" xmlns:w16sdtfl="http://schemas.microsoft.com/office/word/2024/wordml/sdtformatlock" xmlns:w16se="http://schemas.microsoft.com/office/word/2015/wordml/symex" xmlns:w16du="http://schemas.microsoft.com/office/word/2023/wordml/word16du" xmlns:wne="http://schemas.microsoft.com/office/word/2006/wordml" mc:Ignorable="w14 w15 w16se w16cid w16 w16cex w16sdtdh w16sdtfl w16du wp14">
   <w:footnote w:type="separator" w:id="-1">
     <w:p>
       <w:r>
@@ -1781,7 +1794,7 @@
 </file>
 
 <file path=word/numbering.xml><?xml version="1.0" encoding="utf-8"?>
-<w:numbering xmlns:wpc="http://schemas.microsoft.com/office/word/2010/wordprocessingCanvas" xmlns:cx="http://schemas.microsoft.com/office/drawing/2014/chartex" xmlns:cx1="http://schemas.microsoft.com/office/drawing/2015/9/8/chartex" xmlns:cx2="http://schemas.microsoft.com/office/drawing/2015/10/21/chartex" xmlns:cx3="http://schemas.microsoft.com/office/drawing/2016/5/9/chartex" xmlns:cx4="http://schemas.microsoft.com/office/drawing/2016/5/10/chartex" xmlns:cx5="http://schemas.microsoft.com/office/drawing/2016/5/11/chartex" xmlns:cx6="http://schemas.microsoft.com/office/drawing/2016/5/12/chartex" xmlns:cx7="http://schemas.microsoft.com/office/drawing/2016/5/13/chartex" xmlns:cx8="http://schemas.microsoft.com/office/drawing/2016/5/14/chartex" xmlns:mc="http://schemas.openxmlformats.org/markup-compatibility/2006" xmlns:aink="http://schemas.microsoft.com/office/drawing/2016/ink" xmlns:am3d="http://schemas.microsoft.com/office/drawing/2017/model3d" xmlns:o="urn:schemas-microsoft-com:office:office" xmlns:oel="http://schemas.microsoft.com/office/2019/extlst" xmlns:r="http://schemas.openxmlformats.org/officeDocument/2006/relationships" xmlns:m="http://schemas.openxmlformats.org/officeDocument/2006/math" xmlns:v="urn:schemas-microsoft-com:vml" xmlns:wp14="http://schemas.microsoft.com/office/word/2010/wordprocessingDrawing" xmlns:wp="http://schemas.openxmlformats.org/drawingml/2006/wordprocessingDrawing" xmlns:w10="urn:schemas-microsoft-com:office:word" xmlns:w="http://schemas.openxmlformats.org/wordprocessingml/2006/main" xmlns:w14="http://schemas.microsoft.com/office/word/2010/wordml" xmlns:w15="http://schemas.microsoft.com/office/word/2012/wordml" xmlns:w16cex="http://schemas.microsoft.com/office/word/2018/wordml/cex" xmlns:w16cid="http://schemas.microsoft.com/office/word/2016/wordml/cid" xmlns:w16="http://schemas.microsoft.com/office/word/2018/wordml" xmlns:w16sdtdh="http://schemas.microsoft.com/office/word/2020/wordml/sdtdatahash" xmlns:w16se="http://schemas.microsoft.com/office/word/2015/wordml/symex" xmlns:wpg="http://schemas.microsoft.com/office/word/2010/wordprocessingGroup" xmlns:wpi="http://schemas.microsoft.com/office/word/2010/wordprocessingInk" xmlns:wne="http://schemas.microsoft.com/office/word/2006/wordml" xmlns:wps="http://schemas.microsoft.com/office/word/2010/wordprocessingShape" mc:Ignorable="w14 w15 w16se w16cid w16 w16cex w16sdtdh wp14">
+<w:numbering xmlns:wpc="http://schemas.microsoft.com/office/word/2010/wordprocessingCanvas" xmlns:cx="http://schemas.microsoft.com/office/drawing/2014/chartex" xmlns:cx1="http://schemas.microsoft.com/office/drawing/2015/9/8/chartex" xmlns:cx2="http://schemas.microsoft.com/office/drawing/2015/10/21/chartex" xmlns:cx3="http://schemas.microsoft.com/office/drawing/2016/5/9/chartex" xmlns:cx4="http://schemas.microsoft.com/office/drawing/2016/5/10/chartex" xmlns:cx5="http://schemas.microsoft.com/office/drawing/2016/5/11/chartex" xmlns:cx6="http://schemas.microsoft.com/office/drawing/2016/5/12/chartex" xmlns:cx7="http://schemas.microsoft.com/office/drawing/2016/5/13/chartex" xmlns:cx8="http://schemas.microsoft.com/office/drawing/2016/5/14/chartex" xmlns:mc="http://schemas.openxmlformats.org/markup-compatibility/2006" xmlns:m="http://schemas.openxmlformats.org/officeDocument/2006/math" xmlns:aink="http://schemas.microsoft.com/office/drawing/2016/ink" xmlns:am3d="http://schemas.microsoft.com/office/drawing/2017/model3d" xmlns:oel="http://schemas.microsoft.com/office/2019/extlst" xmlns:r="http://schemas.openxmlformats.org/officeDocument/2006/relationships" xmlns:wp14="http://schemas.microsoft.com/office/word/2010/wordprocessingDrawing" xmlns:wp="http://schemas.openxmlformats.org/drawingml/2006/wordprocessingDrawing" xmlns:wpg="http://schemas.microsoft.com/office/word/2010/wordprocessingGroup" xmlns:wpi="http://schemas.microsoft.com/office/word/2010/wordprocessingInk" xmlns:wps="http://schemas.microsoft.com/office/word/2010/wordprocessingShape" xmlns:o="urn:schemas-microsoft-com:office:office" xmlns:v="urn:schemas-microsoft-com:vml" xmlns:w10="urn:schemas-microsoft-com:office:word" xmlns:w="http://schemas.openxmlformats.org/wordprocessingml/2006/main" xmlns:w14="http://schemas.microsoft.com/office/word/2010/wordml" xmlns:w15="http://schemas.microsoft.com/office/word/2012/wordml" xmlns:w16cex="http://schemas.microsoft.com/office/word/2018/wordml/cex" xmlns:w16cid="http://schemas.microsoft.com/office/word/2016/wordml/cid" xmlns:w16="http://schemas.microsoft.com/office/word/2018/wordml" xmlns:w16sdtdh="http://schemas.microsoft.com/office/word/2020/wordml/sdtdatahash" xmlns:w16sdtfl="http://schemas.microsoft.com/office/word/2024/wordml/sdtformatlock" xmlns:w16se="http://schemas.microsoft.com/office/word/2015/wordml/symex" xmlns:w16du="http://schemas.microsoft.com/office/word/2023/wordml/word16du" xmlns:wne="http://schemas.microsoft.com/office/word/2006/wordml" mc:Ignorable="w14 w15 w16se w16cid w16 w16cex w16sdtdh w16sdtfl w16du wp14">
   <w:abstractNum w:abstractNumId="0" w15:restartNumberingAfterBreak="0">
     <w:nsid w:val="01F3761D"/>
     <w:multiLevelType w:val="hybridMultilevel"/>
@@ -3143,7 +3156,7 @@
 </file>
 
 <file path=word/styles.xml><?xml version="1.0" encoding="utf-8"?>
-<w:styles xmlns:mc="http://schemas.openxmlformats.org/markup-compatibility/2006" xmlns:r="http://schemas.openxmlformats.org/officeDocument/2006/relationships" xmlns:w="http://schemas.openxmlformats.org/wordprocessingml/2006/main" xmlns:w14="http://schemas.microsoft.com/office/word/2010/wordml" xmlns:w15="http://schemas.microsoft.com/office/word/2012/wordml" xmlns:w16cex="http://schemas.microsoft.com/office/word/2018/wordml/cex" xmlns:w16cid="http://schemas.microsoft.com/office/word/2016/wordml/cid" xmlns:w16="http://schemas.microsoft.com/office/word/2018/wordml" xmlns:w16sdtdh="http://schemas.microsoft.com/office/word/2020/wordml/sdtdatahash" xmlns:w16se="http://schemas.microsoft.com/office/word/2015/wordml/symex" mc:Ignorable="w14 w15 w16se w16cid w16 w16cex w16sdtdh">
+<w:styles xmlns:mc="http://schemas.openxmlformats.org/markup-compatibility/2006" xmlns:r="http://schemas.openxmlformats.org/officeDocument/2006/relationships" xmlns:w="http://schemas.openxmlformats.org/wordprocessingml/2006/main" xmlns:w14="http://schemas.microsoft.com/office/word/2010/wordml" xmlns:w15="http://schemas.microsoft.com/office/word/2012/wordml" xmlns:w16cex="http://schemas.microsoft.com/office/word/2018/wordml/cex" xmlns:w16cid="http://schemas.microsoft.com/office/word/2016/wordml/cid" xmlns:w16="http://schemas.microsoft.com/office/word/2018/wordml" xmlns:w16sdtdh="http://schemas.microsoft.com/office/word/2020/wordml/sdtdatahash" xmlns:w16sdtfl="http://schemas.microsoft.com/office/word/2024/wordml/sdtformatlock" xmlns:w16se="http://schemas.microsoft.com/office/word/2015/wordml/symex" xmlns:w16du="http://schemas.microsoft.com/office/word/2023/wordml/word16du" mc:Ignorable="w14 w15 w16se w16cid w16 w16cex w16sdtdh w16sdtfl w16du">
   <w:docDefaults>
     <w:rPrDefault>
       <w:rPr>
